--- a/docs/generated/docx/product/Project_Overview.docx
+++ b/docs/generated/docx/product/Project_Overview.docx
@@ -38,7 +38,7 @@
           <w:b/>
           <w:bCs/>
         </w:rPr>
-        <w:t xml:space="preserve">Application:</w:t>
+        <w:t xml:space="preserve">Primary Application:</w:t>
       </w:r>
       <w:r>
         <w:t xml:space="preserve"> </w:t>
@@ -105,15 +105,7 @@
         <w:pStyle w:val="FirstParagraph"/>
       </w:pPr>
       <w:r>
-        <w:t xml:space="preserve">Trading Platform Pro is an enterprise-grade software platform for building, operating and evolving professional trading applications.</w:t>
-      </w:r>
-    </w:p>
-    <w:p>
-      <w:pPr>
-        <w:pStyle w:val="BodyText"/>
-      </w:pPr>
-      <w:r>
-        <w:t xml:space="preserve">The first application developed on this platform is the</w:t>
+        <w:t xml:space="preserve">Trading Platform Pro is the software foundation for the professional desktop application</w:t>
       </w:r>
       <w:r>
         <w:t xml:space="preserve"> </w:t>
@@ -134,7 +126,7 @@
         <w:pStyle w:val="BodyText"/>
       </w:pPr>
       <w:r>
-        <w:t xml:space="preserve">The Trading Cockpit provides an integrated workspace for market analysis, decision support, trade planning, execution, portfolio management and risk monitoring.</w:t>
+        <w:t xml:space="preserve">The Trading Cockpit is the primary product.</w:t>
       </w:r>
     </w:p>
     <w:p>
@@ -142,7 +134,15 @@
         <w:pStyle w:val="BodyText"/>
       </w:pPr>
       <w:r>
-        <w:t xml:space="preserve">The platform is designed to support future applications without requiring architectural redesign.</w:t>
+        <w:t xml:space="preserve">It provides a unified workspace for market observation, trading candidate evaluation, decision support, portfolio and risk context, order management, position monitoring and trading review.</w:t>
+      </w:r>
+    </w:p>
+    <w:p>
+      <w:pPr>
+        <w:pStyle w:val="BodyText"/>
+      </w:pPr>
+      <w:r>
+        <w:t xml:space="preserve">Platform capabilities shall evolve from concrete Trading Cockpit workflows and product requirements.</w:t>
       </w:r>
     </w:p>
     <w:p>
@@ -153,13 +153,13 @@
       </w:r>
     </w:p>
     <w:bookmarkEnd w:id="10"/>
-    <w:bookmarkStart w:id="11" w:name="vision"/>
+    <w:bookmarkStart w:id="11" w:name="product-direction"/>
     <w:p>
       <w:pPr>
         <w:pStyle w:val="Heading1"/>
       </w:pPr>
       <w:r>
-        <w:t xml:space="preserve">Vision</w:t>
+        <w:t xml:space="preserve">Product Direction</w:t>
       </w:r>
     </w:p>
     <w:p>
@@ -167,7 +167,7 @@
         <w:pStyle w:val="FirstParagraph"/>
       </w:pPr>
       <w:r>
-        <w:t xml:space="preserve">Create a modular, scalable and maintainable trading platform that combines professional software engineering with modern trading workflows.</w:t>
+        <w:t xml:space="preserve">The project focuses on building a professional Trading Cockpit for active traders.</w:t>
       </w:r>
     </w:p>
     <w:p>
@@ -175,7 +175,131 @@
         <w:pStyle w:val="BodyText"/>
       </w:pPr>
       <w:r>
-        <w:t xml:space="preserve">The platform shall provide a common foundation for multiple trading applications while maintaining a consistent user experience, architecture and development model.</w:t>
+        <w:t xml:space="preserve">The Trading Cockpit shall reduce fragmentation between trading tools and preserve user context throughout the trading workflow.</w:t>
+      </w:r>
+    </w:p>
+    <w:p>
+      <w:pPr>
+        <w:pStyle w:val="BodyText"/>
+      </w:pPr>
+      <w:r>
+        <w:t xml:space="preserve">The product shall progressively integrate:</w:t>
+      </w:r>
+    </w:p>
+    <w:p>
+      <w:pPr>
+        <w:pStyle w:val="Compact"/>
+        <w:numPr>
+          <w:ilvl w:val="0"/>
+          <w:numId w:val="1001"/>
+        </w:numPr>
+      </w:pPr>
+      <w:r>
+        <w:t xml:space="preserve">market observation</w:t>
+      </w:r>
+    </w:p>
+    <w:p>
+      <w:pPr>
+        <w:pStyle w:val="Compact"/>
+        <w:numPr>
+          <w:ilvl w:val="0"/>
+          <w:numId w:val="1001"/>
+        </w:numPr>
+      </w:pPr>
+      <w:r>
+        <w:t xml:space="preserve">instrument selection</w:t>
+      </w:r>
+    </w:p>
+    <w:p>
+      <w:pPr>
+        <w:pStyle w:val="Compact"/>
+        <w:numPr>
+          <w:ilvl w:val="0"/>
+          <w:numId w:val="1001"/>
+        </w:numPr>
+      </w:pPr>
+      <w:r>
+        <w:t xml:space="preserve">trading candidate evaluation</w:t>
+      </w:r>
+    </w:p>
+    <w:p>
+      <w:pPr>
+        <w:pStyle w:val="Compact"/>
+        <w:numPr>
+          <w:ilvl w:val="0"/>
+          <w:numId w:val="1001"/>
+        </w:numPr>
+      </w:pPr>
+      <w:r>
+        <w:t xml:space="preserve">portfolio context</w:t>
+      </w:r>
+    </w:p>
+    <w:p>
+      <w:pPr>
+        <w:pStyle w:val="Compact"/>
+        <w:numPr>
+          <w:ilvl w:val="0"/>
+          <w:numId w:val="1001"/>
+        </w:numPr>
+      </w:pPr>
+      <w:r>
+        <w:t xml:space="preserve">risk context</w:t>
+      </w:r>
+    </w:p>
+    <w:p>
+      <w:pPr>
+        <w:pStyle w:val="Compact"/>
+        <w:numPr>
+          <w:ilvl w:val="0"/>
+          <w:numId w:val="1001"/>
+        </w:numPr>
+      </w:pPr>
+      <w:r>
+        <w:t xml:space="preserve">trading decisions</w:t>
+      </w:r>
+    </w:p>
+    <w:p>
+      <w:pPr>
+        <w:pStyle w:val="Compact"/>
+        <w:numPr>
+          <w:ilvl w:val="0"/>
+          <w:numId w:val="1001"/>
+        </w:numPr>
+      </w:pPr>
+      <w:r>
+        <w:t xml:space="preserve">order preparation and execution</w:t>
+      </w:r>
+    </w:p>
+    <w:p>
+      <w:pPr>
+        <w:pStyle w:val="Compact"/>
+        <w:numPr>
+          <w:ilvl w:val="0"/>
+          <w:numId w:val="1001"/>
+        </w:numPr>
+      </w:pPr>
+      <w:r>
+        <w:t xml:space="preserve">position monitoring</w:t>
+      </w:r>
+    </w:p>
+    <w:p>
+      <w:pPr>
+        <w:pStyle w:val="Compact"/>
+        <w:numPr>
+          <w:ilvl w:val="0"/>
+          <w:numId w:val="1001"/>
+        </w:numPr>
+      </w:pPr>
+      <w:r>
+        <w:t xml:space="preserve">trading review</w:t>
+      </w:r>
+    </w:p>
+    <w:p>
+      <w:pPr>
+        <w:pStyle w:val="FirstParagraph"/>
+      </w:pPr>
+      <w:r>
+        <w:t xml:space="preserve">The user should remain within the Trading Cockpit throughout these workflows whenever practical.</w:t>
       </w:r>
     </w:p>
     <w:p>
@@ -186,13 +310,13 @@
       </w:r>
     </w:p>
     <w:bookmarkEnd w:id="11"/>
-    <w:bookmarkStart w:id="12" w:name="product-scope"/>
+    <w:bookmarkStart w:id="12" w:name="primary-trading-workflow"/>
     <w:p>
       <w:pPr>
         <w:pStyle w:val="Heading1"/>
       </w:pPr>
       <w:r>
-        <w:t xml:space="preserve">Product Scope</w:t>
+        <w:t xml:space="preserve">Primary Trading Workflow</w:t>
       </w:r>
     </w:p>
     <w:p>
@@ -200,135 +324,123 @@
         <w:pStyle w:val="FirstParagraph"/>
       </w:pPr>
       <w:r>
-        <w:t xml:space="preserve">The initial release focuses on the Trading Cockpit.</w:t>
-      </w:r>
-    </w:p>
-    <w:p>
-      <w:pPr>
-        <w:pStyle w:val="BodyText"/>
-      </w:pPr>
-      <w:r>
-        <w:t xml:space="preserve">Core capabilities include:</w:t>
-      </w:r>
-    </w:p>
-    <w:p>
-      <w:pPr>
-        <w:pStyle w:val="Compact"/>
-        <w:numPr>
-          <w:ilvl w:val="0"/>
-          <w:numId w:val="1001"/>
-        </w:numPr>
-      </w:pPr>
-      <w:r>
-        <w:t xml:space="preserve">Market Monitoring</w:t>
-      </w:r>
-    </w:p>
-    <w:p>
-      <w:pPr>
-        <w:pStyle w:val="Compact"/>
-        <w:numPr>
-          <w:ilvl w:val="0"/>
-          <w:numId w:val="1001"/>
-        </w:numPr>
-      </w:pPr>
-      <w:r>
-        <w:t xml:space="preserve">Decision Center</w:t>
-      </w:r>
-    </w:p>
-    <w:p>
-      <w:pPr>
-        <w:pStyle w:val="Compact"/>
-        <w:numPr>
-          <w:ilvl w:val="0"/>
-          <w:numId w:val="1001"/>
-        </w:numPr>
-      </w:pPr>
-      <w:r>
-        <w:t xml:space="preserve">Watchlists</w:t>
-      </w:r>
-    </w:p>
-    <w:p>
-      <w:pPr>
-        <w:pStyle w:val="Compact"/>
-        <w:numPr>
-          <w:ilvl w:val="0"/>
-          <w:numId w:val="1001"/>
-        </w:numPr>
-      </w:pPr>
-      <w:r>
-        <w:t xml:space="preserve">Portfolio Management</w:t>
-      </w:r>
-    </w:p>
-    <w:p>
-      <w:pPr>
-        <w:pStyle w:val="Compact"/>
-        <w:numPr>
-          <w:ilvl w:val="0"/>
-          <w:numId w:val="1001"/>
-        </w:numPr>
-      </w:pPr>
-      <w:r>
-        <w:t xml:space="preserve">Position Monitoring</w:t>
-      </w:r>
-    </w:p>
-    <w:p>
-      <w:pPr>
-        <w:pStyle w:val="Compact"/>
-        <w:numPr>
-          <w:ilvl w:val="0"/>
-          <w:numId w:val="1001"/>
-        </w:numPr>
-      </w:pPr>
-      <w:r>
-        <w:t xml:space="preserve">Order Management</w:t>
-      </w:r>
-    </w:p>
-    <w:p>
-      <w:pPr>
-        <w:pStyle w:val="Compact"/>
-        <w:numPr>
-          <w:ilvl w:val="0"/>
-          <w:numId w:val="1001"/>
-        </w:numPr>
-      </w:pPr>
-      <w:r>
-        <w:t xml:space="preserve">Risk Management</w:t>
-      </w:r>
-    </w:p>
-    <w:p>
-      <w:pPr>
-        <w:pStyle w:val="Compact"/>
-        <w:numPr>
-          <w:ilvl w:val="0"/>
-          <w:numId w:val="1001"/>
-        </w:numPr>
-      </w:pPr>
-      <w:r>
-        <w:t xml:space="preserve">Reporting &amp; Analytics</w:t>
-      </w:r>
-    </w:p>
-    <w:p>
-      <w:pPr>
-        <w:pStyle w:val="Compact"/>
-        <w:numPr>
-          <w:ilvl w:val="0"/>
-          <w:numId w:val="1001"/>
-        </w:numPr>
-      </w:pPr>
-      <w:r>
-        <w:t xml:space="preserve">Workspace Management</w:t>
-      </w:r>
-    </w:p>
-    <w:p>
-      <w:pPr>
-        <w:pStyle w:val="Compact"/>
-        <w:numPr>
-          <w:ilvl w:val="0"/>
-          <w:numId w:val="1001"/>
-        </w:numPr>
-      </w:pPr>
-      <w:r>
-        <w:t xml:space="preserve">Command Palette</w:t>
+        <w:t xml:space="preserve">The Trading Cockpit supports the following core workflow:</w:t>
+      </w:r>
+    </w:p>
+    <w:p>
+      <w:pPr>
+        <w:pStyle w:val="Compact"/>
+        <w:numPr>
+          <w:ilvl w:val="0"/>
+          <w:numId w:val="1002"/>
+        </w:numPr>
+      </w:pPr>
+      <w:r>
+        <w:t xml:space="preserve">Observe the market.</w:t>
+      </w:r>
+    </w:p>
+    <w:p>
+      <w:pPr>
+        <w:pStyle w:val="Compact"/>
+        <w:numPr>
+          <w:ilvl w:val="0"/>
+          <w:numId w:val="1002"/>
+        </w:numPr>
+      </w:pPr>
+      <w:r>
+        <w:t xml:space="preserve">Identify relevant instruments.</w:t>
+      </w:r>
+    </w:p>
+    <w:p>
+      <w:pPr>
+        <w:pStyle w:val="Compact"/>
+        <w:numPr>
+          <w:ilvl w:val="0"/>
+          <w:numId w:val="1002"/>
+        </w:numPr>
+      </w:pPr>
+      <w:r>
+        <w:t xml:space="preserve">Evaluate trading candidates.</w:t>
+      </w:r>
+    </w:p>
+    <w:p>
+      <w:pPr>
+        <w:pStyle w:val="Compact"/>
+        <w:numPr>
+          <w:ilvl w:val="0"/>
+          <w:numId w:val="1002"/>
+        </w:numPr>
+      </w:pPr>
+      <w:r>
+        <w:t xml:space="preserve">Review market, portfolio and risk context.</w:t>
+      </w:r>
+    </w:p>
+    <w:p>
+      <w:pPr>
+        <w:pStyle w:val="Compact"/>
+        <w:numPr>
+          <w:ilvl w:val="0"/>
+          <w:numId w:val="1002"/>
+        </w:numPr>
+      </w:pPr>
+      <w:r>
+        <w:t xml:space="preserve">Make a trading decision.</w:t>
+      </w:r>
+    </w:p>
+    <w:p>
+      <w:pPr>
+        <w:pStyle w:val="Compact"/>
+        <w:numPr>
+          <w:ilvl w:val="0"/>
+          <w:numId w:val="1002"/>
+        </w:numPr>
+      </w:pPr>
+      <w:r>
+        <w:t xml:space="preserve">Prepare and validate an order.</w:t>
+      </w:r>
+    </w:p>
+    <w:p>
+      <w:pPr>
+        <w:pStyle w:val="Compact"/>
+        <w:numPr>
+          <w:ilvl w:val="0"/>
+          <w:numId w:val="1002"/>
+        </w:numPr>
+      </w:pPr>
+      <w:r>
+        <w:t xml:space="preserve">Execute and monitor the order.</w:t>
+      </w:r>
+    </w:p>
+    <w:p>
+      <w:pPr>
+        <w:pStyle w:val="Compact"/>
+        <w:numPr>
+          <w:ilvl w:val="0"/>
+          <w:numId w:val="1002"/>
+        </w:numPr>
+      </w:pPr>
+      <w:r>
+        <w:t xml:space="preserve">Monitor the resulting position.</w:t>
+      </w:r>
+    </w:p>
+    <w:p>
+      <w:pPr>
+        <w:pStyle w:val="Compact"/>
+        <w:numPr>
+          <w:ilvl w:val="0"/>
+          <w:numId w:val="1002"/>
+        </w:numPr>
+      </w:pPr>
+      <w:r>
+        <w:t xml:space="preserve">Review the trading outcome.</w:t>
+      </w:r>
+    </w:p>
+    <w:p>
+      <w:pPr>
+        <w:pStyle w:val="FirstParagraph"/>
+      </w:pPr>
+      <w:r>
+        <w:t xml:space="preserve">Product capabilities shall be designed around this workflow.</w:t>
       </w:r>
     </w:p>
     <w:p>
@@ -339,13 +451,13 @@
       </w:r>
     </w:p>
     <w:bookmarkEnd w:id="12"/>
-    <w:bookmarkStart w:id="13" w:name="platform-principles"/>
+    <w:bookmarkStart w:id="13" w:name="product-scope"/>
     <w:p>
       <w:pPr>
         <w:pStyle w:val="Heading1"/>
       </w:pPr>
       <w:r>
-        <w:t xml:space="preserve">Platform Principles</w:t>
+        <w:t xml:space="preserve">Product Scope</w:t>
       </w:r>
     </w:p>
     <w:p>
@@ -353,115 +465,191 @@
         <w:pStyle w:val="FirstParagraph"/>
       </w:pPr>
       <w:r>
-        <w:t xml:space="preserve">The platform follows these principles:</w:t>
-      </w:r>
-    </w:p>
-    <w:p>
-      <w:pPr>
-        <w:pStyle w:val="Compact"/>
-        <w:numPr>
-          <w:ilvl w:val="0"/>
-          <w:numId w:val="1002"/>
-        </w:numPr>
-      </w:pPr>
-      <w:r>
-        <w:t xml:space="preserve">Clean Architecture</w:t>
-      </w:r>
-    </w:p>
-    <w:p>
-      <w:pPr>
-        <w:pStyle w:val="Compact"/>
-        <w:numPr>
-          <w:ilvl w:val="0"/>
-          <w:numId w:val="1002"/>
-        </w:numPr>
-      </w:pPr>
-      <w:r>
-        <w:t xml:space="preserve">Domain-Driven Design (DDD)</w:t>
-      </w:r>
-    </w:p>
-    <w:p>
-      <w:pPr>
-        <w:pStyle w:val="Compact"/>
-        <w:numPr>
-          <w:ilvl w:val="0"/>
-          <w:numId w:val="1002"/>
-        </w:numPr>
-      </w:pPr>
-      <w:r>
-        <w:t xml:space="preserve">Event-Driven Architecture</w:t>
-      </w:r>
-    </w:p>
-    <w:p>
-      <w:pPr>
-        <w:pStyle w:val="Compact"/>
-        <w:numPr>
-          <w:ilvl w:val="0"/>
-          <w:numId w:val="1002"/>
-        </w:numPr>
-      </w:pPr>
-      <w:r>
-        <w:t xml:space="preserve">Modular Design</w:t>
-      </w:r>
-    </w:p>
-    <w:p>
-      <w:pPr>
-        <w:pStyle w:val="Compact"/>
-        <w:numPr>
-          <w:ilvl w:val="0"/>
-          <w:numId w:val="1002"/>
-        </w:numPr>
-      </w:pPr>
-      <w:r>
-        <w:t xml:space="preserve">SOLID Principles</w:t>
-      </w:r>
-    </w:p>
-    <w:p>
-      <w:pPr>
-        <w:pStyle w:val="Compact"/>
-        <w:numPr>
-          <w:ilvl w:val="0"/>
-          <w:numId w:val="1002"/>
-        </w:numPr>
-      </w:pPr>
-      <w:r>
-        <w:t xml:space="preserve">Dependency Injection</w:t>
-      </w:r>
-    </w:p>
-    <w:p>
-      <w:pPr>
-        <w:pStyle w:val="Compact"/>
-        <w:numPr>
-          <w:ilvl w:val="0"/>
-          <w:numId w:val="1002"/>
-        </w:numPr>
-      </w:pPr>
-      <w:r>
-        <w:t xml:space="preserve">Testability</w:t>
-      </w:r>
-    </w:p>
-    <w:p>
-      <w:pPr>
-        <w:pStyle w:val="Compact"/>
-        <w:numPr>
-          <w:ilvl w:val="0"/>
-          <w:numId w:val="1002"/>
-        </w:numPr>
-      </w:pPr>
-      <w:r>
-        <w:t xml:space="preserve">Extensibility</w:t>
-      </w:r>
-    </w:p>
-    <w:p>
-      <w:pPr>
-        <w:pStyle w:val="Compact"/>
-        <w:numPr>
-          <w:ilvl w:val="0"/>
-          <w:numId w:val="1002"/>
-        </w:numPr>
-      </w:pPr>
-      <w:r>
-        <w:t xml:space="preserve">Security by Design</w:t>
+        <w:t xml:space="preserve">The initial product focuses on the Trading Cockpit.</w:t>
+      </w:r>
+    </w:p>
+    <w:p>
+      <w:pPr>
+        <w:pStyle w:val="BodyText"/>
+      </w:pPr>
+      <w:r>
+        <w:t xml:space="preserve">Core capability areas include:</w:t>
+      </w:r>
+    </w:p>
+    <w:p>
+      <w:pPr>
+        <w:pStyle w:val="Compact"/>
+        <w:numPr>
+          <w:ilvl w:val="0"/>
+          <w:numId w:val="1003"/>
+        </w:numPr>
+      </w:pPr>
+      <w:r>
+        <w:t xml:space="preserve">Workspace Management</w:t>
+      </w:r>
+    </w:p>
+    <w:p>
+      <w:pPr>
+        <w:pStyle w:val="Compact"/>
+        <w:numPr>
+          <w:ilvl w:val="0"/>
+          <w:numId w:val="1003"/>
+        </w:numPr>
+      </w:pPr>
+      <w:r>
+        <w:t xml:space="preserve">Market Overview</w:t>
+      </w:r>
+    </w:p>
+    <w:p>
+      <w:pPr>
+        <w:pStyle w:val="Compact"/>
+        <w:numPr>
+          <w:ilvl w:val="0"/>
+          <w:numId w:val="1003"/>
+        </w:numPr>
+      </w:pPr>
+      <w:r>
+        <w:t xml:space="preserve">Watchlists</w:t>
+      </w:r>
+    </w:p>
+    <w:p>
+      <w:pPr>
+        <w:pStyle w:val="Compact"/>
+        <w:numPr>
+          <w:ilvl w:val="0"/>
+          <w:numId w:val="1003"/>
+        </w:numPr>
+      </w:pPr>
+      <w:r>
+        <w:t xml:space="preserve">Market Scanner</w:t>
+      </w:r>
+    </w:p>
+    <w:p>
+      <w:pPr>
+        <w:pStyle w:val="Compact"/>
+        <w:numPr>
+          <w:ilvl w:val="0"/>
+          <w:numId w:val="1003"/>
+        </w:numPr>
+      </w:pPr>
+      <w:r>
+        <w:t xml:space="preserve">Charts</w:t>
+      </w:r>
+    </w:p>
+    <w:p>
+      <w:pPr>
+        <w:pStyle w:val="Compact"/>
+        <w:numPr>
+          <w:ilvl w:val="0"/>
+          <w:numId w:val="1003"/>
+        </w:numPr>
+      </w:pPr>
+      <w:r>
+        <w:t xml:space="preserve">Decision Center</w:t>
+      </w:r>
+    </w:p>
+    <w:p>
+      <w:pPr>
+        <w:pStyle w:val="Compact"/>
+        <w:numPr>
+          <w:ilvl w:val="0"/>
+          <w:numId w:val="1003"/>
+        </w:numPr>
+      </w:pPr>
+      <w:r>
+        <w:t xml:space="preserve">Portfolio Overview</w:t>
+      </w:r>
+    </w:p>
+    <w:p>
+      <w:pPr>
+        <w:pStyle w:val="Compact"/>
+        <w:numPr>
+          <w:ilvl w:val="0"/>
+          <w:numId w:val="1003"/>
+        </w:numPr>
+      </w:pPr>
+      <w:r>
+        <w:t xml:space="preserve">Position Management</w:t>
+      </w:r>
+    </w:p>
+    <w:p>
+      <w:pPr>
+        <w:pStyle w:val="Compact"/>
+        <w:numPr>
+          <w:ilvl w:val="0"/>
+          <w:numId w:val="1003"/>
+        </w:numPr>
+      </w:pPr>
+      <w:r>
+        <w:t xml:space="preserve">Risk Overview</w:t>
+      </w:r>
+    </w:p>
+    <w:p>
+      <w:pPr>
+        <w:pStyle w:val="Compact"/>
+        <w:numPr>
+          <w:ilvl w:val="0"/>
+          <w:numId w:val="1003"/>
+        </w:numPr>
+      </w:pPr>
+      <w:r>
+        <w:t xml:space="preserve">Order Management</w:t>
+      </w:r>
+    </w:p>
+    <w:p>
+      <w:pPr>
+        <w:pStyle w:val="Compact"/>
+        <w:numPr>
+          <w:ilvl w:val="0"/>
+          <w:numId w:val="1003"/>
+        </w:numPr>
+      </w:pPr>
+      <w:r>
+        <w:t xml:space="preserve">Notifications</w:t>
+      </w:r>
+    </w:p>
+    <w:p>
+      <w:pPr>
+        <w:pStyle w:val="Compact"/>
+        <w:numPr>
+          <w:ilvl w:val="0"/>
+          <w:numId w:val="1003"/>
+        </w:numPr>
+      </w:pPr>
+      <w:r>
+        <w:t xml:space="preserve">Command Palette</w:t>
+      </w:r>
+    </w:p>
+    <w:p>
+      <w:pPr>
+        <w:pStyle w:val="Compact"/>
+        <w:numPr>
+          <w:ilvl w:val="0"/>
+          <w:numId w:val="1003"/>
+        </w:numPr>
+      </w:pPr>
+      <w:r>
+        <w:t xml:space="preserve">Trading Journal</w:t>
+      </w:r>
+    </w:p>
+    <w:p>
+      <w:pPr>
+        <w:pStyle w:val="Compact"/>
+        <w:numPr>
+          <w:ilvl w:val="0"/>
+          <w:numId w:val="1003"/>
+        </w:numPr>
+      </w:pPr>
+      <w:r>
+        <w:t xml:space="preserve">Reporting and Analytics</w:t>
+      </w:r>
+    </w:p>
+    <w:p>
+      <w:pPr>
+        <w:pStyle w:val="FirstParagraph"/>
+      </w:pPr>
+      <w:r>
+        <w:t xml:space="preserve">Capabilities are introduced incrementally according to the Product Roadmap.</w:t>
       </w:r>
     </w:p>
     <w:p>
@@ -472,13 +660,13 @@
       </w:r>
     </w:p>
     <w:bookmarkEnd w:id="13"/>
-    <w:bookmarkStart w:id="14" w:name="target-users"/>
+    <w:bookmarkStart w:id="14" w:name="primary-target-users"/>
     <w:p>
       <w:pPr>
         <w:pStyle w:val="Heading1"/>
       </w:pPr>
       <w:r>
-        <w:t xml:space="preserve">Target Users</w:t>
+        <w:t xml:space="preserve">Primary Target Users</w:t>
       </w:r>
     </w:p>
     <w:p>
@@ -486,67 +674,83 @@
         <w:pStyle w:val="FirstParagraph"/>
       </w:pPr>
       <w:r>
-        <w:t xml:space="preserve">The platform is intended for:</w:t>
-      </w:r>
-    </w:p>
-    <w:p>
-      <w:pPr>
-        <w:pStyle w:val="Compact"/>
-        <w:numPr>
-          <w:ilvl w:val="0"/>
-          <w:numId w:val="1003"/>
-        </w:numPr>
-      </w:pPr>
-      <w:r>
-        <w:t xml:space="preserve">Professional traders</w:t>
-      </w:r>
-    </w:p>
-    <w:p>
-      <w:pPr>
-        <w:pStyle w:val="Compact"/>
-        <w:numPr>
-          <w:ilvl w:val="0"/>
-          <w:numId w:val="1003"/>
-        </w:numPr>
-      </w:pPr>
-      <w:r>
-        <w:t xml:space="preserve">Active private traders</w:t>
-      </w:r>
-    </w:p>
-    <w:p>
-      <w:pPr>
-        <w:pStyle w:val="Compact"/>
-        <w:numPr>
-          <w:ilvl w:val="0"/>
-          <w:numId w:val="1003"/>
-        </w:numPr>
-      </w:pPr>
-      <w:r>
-        <w:t xml:space="preserve">Quantitative traders</w:t>
-      </w:r>
-    </w:p>
-    <w:p>
-      <w:pPr>
-        <w:pStyle w:val="Compact"/>
-        <w:numPr>
-          <w:ilvl w:val="0"/>
-          <w:numId w:val="1003"/>
-        </w:numPr>
-      </w:pPr>
-      <w:r>
-        <w:t xml:space="preserve">Developers extending the platform</w:t>
-      </w:r>
-    </w:p>
-    <w:p>
-      <w:pPr>
-        <w:pStyle w:val="Compact"/>
-        <w:numPr>
-          <w:ilvl w:val="0"/>
-          <w:numId w:val="1003"/>
-        </w:numPr>
-      </w:pPr>
-      <w:r>
-        <w:t xml:space="preserve">Future AI-assisted trading workflows</w:t>
+        <w:t xml:space="preserve">The initial product is designed primarily for:</w:t>
+      </w:r>
+    </w:p>
+    <w:p>
+      <w:pPr>
+        <w:pStyle w:val="Compact"/>
+        <w:numPr>
+          <w:ilvl w:val="0"/>
+          <w:numId w:val="1004"/>
+        </w:numPr>
+      </w:pPr>
+      <w:r>
+        <w:t xml:space="preserve">active private traders</w:t>
+      </w:r>
+    </w:p>
+    <w:p>
+      <w:pPr>
+        <w:pStyle w:val="Compact"/>
+        <w:numPr>
+          <w:ilvl w:val="0"/>
+          <w:numId w:val="1004"/>
+        </w:numPr>
+      </w:pPr>
+      <w:r>
+        <w:t xml:space="preserve">professional discretionary traders</w:t>
+      </w:r>
+    </w:p>
+    <w:p>
+      <w:pPr>
+        <w:pStyle w:val="Compact"/>
+        <w:numPr>
+          <w:ilvl w:val="0"/>
+          <w:numId w:val="1004"/>
+        </w:numPr>
+      </w:pPr>
+      <w:r>
+        <w:t xml:space="preserve">systematic traders using manual or semi-automated workflows</w:t>
+      </w:r>
+    </w:p>
+    <w:p>
+      <w:pPr>
+        <w:pStyle w:val="FirstParagraph"/>
+      </w:pPr>
+      <w:r>
+        <w:t xml:space="preserve">Secondary users include:</w:t>
+      </w:r>
+    </w:p>
+    <w:p>
+      <w:pPr>
+        <w:pStyle w:val="Compact"/>
+        <w:numPr>
+          <w:ilvl w:val="0"/>
+          <w:numId w:val="1005"/>
+        </w:numPr>
+      </w:pPr>
+      <w:r>
+        <w:t xml:space="preserve">quantitative traders</w:t>
+      </w:r>
+    </w:p>
+    <w:p>
+      <w:pPr>
+        <w:pStyle w:val="Compact"/>
+        <w:numPr>
+          <w:ilvl w:val="0"/>
+          <w:numId w:val="1005"/>
+        </w:numPr>
+      </w:pPr>
+      <w:r>
+        <w:t xml:space="preserve">developers extending platform capabilities</w:t>
+      </w:r>
+    </w:p>
+    <w:p>
+      <w:pPr>
+        <w:pStyle w:val="FirstParagraph"/>
+      </w:pPr>
+      <w:r>
+        <w:t xml:space="preserve">AI-assisted workflows are future product capabilities and are not a primary user group.</w:t>
       </w:r>
     </w:p>
     <w:p>
@@ -557,13 +761,13 @@
       </w:r>
     </w:p>
     <w:bookmarkEnd w:id="14"/>
-    <w:bookmarkStart w:id="15" w:name="project-goals"/>
+    <w:bookmarkStart w:id="15" w:name="product-goals"/>
     <w:p>
       <w:pPr>
         <w:pStyle w:val="Heading1"/>
       </w:pPr>
       <w:r>
-        <w:t xml:space="preserve">Project Goals</w:t>
+        <w:t xml:space="preserve">Product Goals</w:t>
       </w:r>
     </w:p>
     <w:p>
@@ -571,91 +775,115 @@
         <w:pStyle w:val="FirstParagraph"/>
       </w:pPr>
       <w:r>
-        <w:t xml:space="preserve">The primary goals are:</w:t>
-      </w:r>
-    </w:p>
-    <w:p>
-      <w:pPr>
-        <w:pStyle w:val="Compact"/>
-        <w:numPr>
-          <w:ilvl w:val="0"/>
-          <w:numId w:val="1004"/>
-        </w:numPr>
-      </w:pPr>
-      <w:r>
-        <w:t xml:space="preserve">Modular architecture</w:t>
-      </w:r>
-    </w:p>
-    <w:p>
-      <w:pPr>
-        <w:pStyle w:val="Compact"/>
-        <w:numPr>
-          <w:ilvl w:val="0"/>
-          <w:numId w:val="1004"/>
-        </w:numPr>
-      </w:pPr>
-      <w:r>
-        <w:t xml:space="preserve">High maintainability</w:t>
-      </w:r>
-    </w:p>
-    <w:p>
-      <w:pPr>
-        <w:pStyle w:val="Compact"/>
-        <w:numPr>
-          <w:ilvl w:val="0"/>
-          <w:numId w:val="1004"/>
-        </w:numPr>
-      </w:pPr>
-      <w:r>
-        <w:t xml:space="preserve">Deterministic behaviour</w:t>
-      </w:r>
-    </w:p>
-    <w:p>
-      <w:pPr>
-        <w:pStyle w:val="Compact"/>
-        <w:numPr>
-          <w:ilvl w:val="0"/>
-          <w:numId w:val="1004"/>
-        </w:numPr>
-      </w:pPr>
-      <w:r>
-        <w:t xml:space="preserve">High software quality</w:t>
-      </w:r>
-    </w:p>
-    <w:p>
-      <w:pPr>
-        <w:pStyle w:val="Compact"/>
-        <w:numPr>
-          <w:ilvl w:val="0"/>
-          <w:numId w:val="1004"/>
-        </w:numPr>
-      </w:pPr>
-      <w:r>
-        <w:t xml:space="preserve">Professional user experience</w:t>
-      </w:r>
-    </w:p>
-    <w:p>
-      <w:pPr>
-        <w:pStyle w:val="Compact"/>
-        <w:numPr>
-          <w:ilvl w:val="0"/>
-          <w:numId w:val="1004"/>
-        </w:numPr>
-      </w:pPr>
-      <w:r>
-        <w:t xml:space="preserve">Scalable platform architecture</w:t>
-      </w:r>
-    </w:p>
-    <w:p>
-      <w:pPr>
-        <w:pStyle w:val="Compact"/>
-        <w:numPr>
-          <w:ilvl w:val="0"/>
-          <w:numId w:val="1004"/>
-        </w:numPr>
-      </w:pPr>
-      <w:r>
-        <w:t xml:space="preserve">Comprehensive documentation</w:t>
+        <w:t xml:space="preserve">The primary product goals are:</w:t>
+      </w:r>
+    </w:p>
+    <w:p>
+      <w:pPr>
+        <w:pStyle w:val="Compact"/>
+        <w:numPr>
+          <w:ilvl w:val="0"/>
+          <w:numId w:val="1006"/>
+        </w:numPr>
+      </w:pPr>
+      <w:r>
+        <w:t xml:space="preserve">reduce unnecessary tool switching</w:t>
+      </w:r>
+    </w:p>
+    <w:p>
+      <w:pPr>
+        <w:pStyle w:val="Compact"/>
+        <w:numPr>
+          <w:ilvl w:val="0"/>
+          <w:numId w:val="1006"/>
+        </w:numPr>
+      </w:pPr>
+      <w:r>
+        <w:t xml:space="preserve">provide one coherent trading workspace</w:t>
+      </w:r>
+    </w:p>
+    <w:p>
+      <w:pPr>
+        <w:pStyle w:val="Compact"/>
+        <w:numPr>
+          <w:ilvl w:val="0"/>
+          <w:numId w:val="1006"/>
+        </w:numPr>
+      </w:pPr>
+      <w:r>
+        <w:t xml:space="preserve">preserve user context across widgets</w:t>
+      </w:r>
+    </w:p>
+    <w:p>
+      <w:pPr>
+        <w:pStyle w:val="Compact"/>
+        <w:numPr>
+          <w:ilvl w:val="0"/>
+          <w:numId w:val="1006"/>
+        </w:numPr>
+      </w:pPr>
+      <w:r>
+        <w:t xml:space="preserve">integrate core trading workflows</w:t>
+      </w:r>
+    </w:p>
+    <w:p>
+      <w:pPr>
+        <w:pStyle w:val="Compact"/>
+        <w:numPr>
+          <w:ilvl w:val="0"/>
+          <w:numId w:val="1006"/>
+        </w:numPr>
+      </w:pPr>
+      <w:r>
+        <w:t xml:space="preserve">provide transparent portfolio and risk context</w:t>
+      </w:r>
+    </w:p>
+    <w:p>
+      <w:pPr>
+        <w:pStyle w:val="Compact"/>
+        <w:numPr>
+          <w:ilvl w:val="0"/>
+          <w:numId w:val="1006"/>
+        </w:numPr>
+      </w:pPr>
+      <w:r>
+        <w:t xml:space="preserve">provide clear operational feedback</w:t>
+      </w:r>
+    </w:p>
+    <w:p>
+      <w:pPr>
+        <w:pStyle w:val="Compact"/>
+        <w:numPr>
+          <w:ilvl w:val="0"/>
+          <w:numId w:val="1006"/>
+        </w:numPr>
+      </w:pPr>
+      <w:r>
+        <w:t xml:space="preserve">support configurable and persistent workspaces</w:t>
+      </w:r>
+    </w:p>
+    <w:p>
+      <w:pPr>
+        <w:pStyle w:val="Compact"/>
+        <w:numPr>
+          <w:ilvl w:val="0"/>
+          <w:numId w:val="1006"/>
+        </w:numPr>
+      </w:pPr>
+      <w:r>
+        <w:t xml:space="preserve">provide deterministic application behaviour</w:t>
+      </w:r>
+    </w:p>
+    <w:p>
+      <w:pPr>
+        <w:pStyle w:val="Compact"/>
+        <w:numPr>
+          <w:ilvl w:val="0"/>
+          <w:numId w:val="1006"/>
+        </w:numPr>
+      </w:pPr>
+      <w:r>
+        <w:t xml:space="preserve">deliver a professional desktop user experience</w:t>
       </w:r>
     </w:p>
     <w:p>
@@ -666,13 +894,13 @@
       </w:r>
     </w:p>
     <w:bookmarkEnd w:id="15"/>
-    <w:bookmarkStart w:id="16" w:name="out-of-scope"/>
+    <w:bookmarkStart w:id="16" w:name="engineering-goals"/>
     <w:p>
       <w:pPr>
         <w:pStyle w:val="Heading1"/>
       </w:pPr>
       <w:r>
-        <w:t xml:space="preserve">Out of Scope</w:t>
+        <w:t xml:space="preserve">Engineering Goals</w:t>
       </w:r>
     </w:p>
     <w:p>
@@ -680,67 +908,115 @@
         <w:pStyle w:val="FirstParagraph"/>
       </w:pPr>
       <w:r>
-        <w:t xml:space="preserve">The current project does not aim to provide:</w:t>
-      </w:r>
-    </w:p>
-    <w:p>
-      <w:pPr>
-        <w:pStyle w:val="Compact"/>
-        <w:numPr>
-          <w:ilvl w:val="0"/>
-          <w:numId w:val="1005"/>
-        </w:numPr>
-      </w:pPr>
-      <w:r>
-        <w:t xml:space="preserve">Automated strategy optimisation</w:t>
-      </w:r>
-    </w:p>
-    <w:p>
-      <w:pPr>
-        <w:pStyle w:val="Compact"/>
-        <w:numPr>
-          <w:ilvl w:val="0"/>
-          <w:numId w:val="1005"/>
-        </w:numPr>
-      </w:pPr>
-      <w:r>
-        <w:t xml:space="preserve">High-frequency trading</w:t>
-      </w:r>
-    </w:p>
-    <w:p>
-      <w:pPr>
-        <w:pStyle w:val="Compact"/>
-        <w:numPr>
-          <w:ilvl w:val="0"/>
-          <w:numId w:val="1005"/>
-        </w:numPr>
-      </w:pPr>
-      <w:r>
-        <w:t xml:space="preserve">Social trading</w:t>
-      </w:r>
-    </w:p>
-    <w:p>
-      <w:pPr>
-        <w:pStyle w:val="Compact"/>
-        <w:numPr>
-          <w:ilvl w:val="0"/>
-          <w:numId w:val="1005"/>
-        </w:numPr>
-      </w:pPr>
-      <w:r>
-        <w:t xml:space="preserve">Broker-specific custom solutions</w:t>
-      </w:r>
-    </w:p>
-    <w:p>
-      <w:pPr>
-        <w:pStyle w:val="Compact"/>
-        <w:numPr>
-          <w:ilvl w:val="0"/>
-          <w:numId w:val="1005"/>
-        </w:numPr>
-      </w:pPr>
-      <w:r>
-        <w:t xml:space="preserve">Cloud-native deployment</w:t>
+        <w:t xml:space="preserve">The primary engineering goals are:</w:t>
+      </w:r>
+    </w:p>
+    <w:p>
+      <w:pPr>
+        <w:pStyle w:val="Compact"/>
+        <w:numPr>
+          <w:ilvl w:val="0"/>
+          <w:numId w:val="1007"/>
+        </w:numPr>
+      </w:pPr>
+      <w:r>
+        <w:t xml:space="preserve">maintainable architecture</w:t>
+      </w:r>
+    </w:p>
+    <w:p>
+      <w:pPr>
+        <w:pStyle w:val="Compact"/>
+        <w:numPr>
+          <w:ilvl w:val="0"/>
+          <w:numId w:val="1007"/>
+        </w:numPr>
+      </w:pPr>
+      <w:r>
+        <w:t xml:space="preserve">deterministic behaviour</w:t>
+      </w:r>
+    </w:p>
+    <w:p>
+      <w:pPr>
+        <w:pStyle w:val="Compact"/>
+        <w:numPr>
+          <w:ilvl w:val="0"/>
+          <w:numId w:val="1007"/>
+        </w:numPr>
+      </w:pPr>
+      <w:r>
+        <w:t xml:space="preserve">strong domain boundaries</w:t>
+      </w:r>
+    </w:p>
+    <w:p>
+      <w:pPr>
+        <w:pStyle w:val="Compact"/>
+        <w:numPr>
+          <w:ilvl w:val="0"/>
+          <w:numId w:val="1007"/>
+        </w:numPr>
+      </w:pPr>
+      <w:r>
+        <w:t xml:space="preserve">explicit dependencies</w:t>
+      </w:r>
+    </w:p>
+    <w:p>
+      <w:pPr>
+        <w:pStyle w:val="Compact"/>
+        <w:numPr>
+          <w:ilvl w:val="0"/>
+          <w:numId w:val="1007"/>
+        </w:numPr>
+      </w:pPr>
+      <w:r>
+        <w:t xml:space="preserve">reliable runtime lifecycle</w:t>
+      </w:r>
+    </w:p>
+    <w:p>
+      <w:pPr>
+        <w:pStyle w:val="Compact"/>
+        <w:numPr>
+          <w:ilvl w:val="0"/>
+          <w:numId w:val="1007"/>
+        </w:numPr>
+      </w:pPr>
+      <w:r>
+        <w:t xml:space="preserve">comprehensive observability</w:t>
+      </w:r>
+    </w:p>
+    <w:p>
+      <w:pPr>
+        <w:pStyle w:val="Compact"/>
+        <w:numPr>
+          <w:ilvl w:val="0"/>
+          <w:numId w:val="1007"/>
+        </w:numPr>
+      </w:pPr>
+      <w:r>
+        <w:t xml:space="preserve">automated quality assurance</w:t>
+      </w:r>
+    </w:p>
+    <w:p>
+      <w:pPr>
+        <w:pStyle w:val="Compact"/>
+        <w:numPr>
+          <w:ilvl w:val="0"/>
+          <w:numId w:val="1007"/>
+        </w:numPr>
+      </w:pPr>
+      <w:r>
+        <w:t xml:space="preserve">reproducible documentation</w:t>
+      </w:r>
+    </w:p>
+    <w:p>
+      <w:pPr>
+        <w:pStyle w:val="Compact"/>
+        <w:numPr>
+          <w:ilvl w:val="0"/>
+          <w:numId w:val="1007"/>
+        </w:numPr>
+      </w:pPr>
+      <w:r>
+        <w:t xml:space="preserve">controlled technical debt</w:t>
       </w:r>
     </w:p>
     <w:p>
@@ -748,7 +1024,7 @@
         <w:pStyle w:val="FirstParagraph"/>
       </w:pPr>
       <w:r>
-        <w:t xml:space="preserve">These capabilities may be added in future platform releases.</w:t>
+        <w:t xml:space="preserve">Engineering capabilities shall support product development rather than evolve independently without a defined product requirement.</w:t>
       </w:r>
     </w:p>
     <w:p>
@@ -759,13 +1035,13 @@
       </w:r>
     </w:p>
     <w:bookmarkEnd w:id="16"/>
-    <w:bookmarkStart w:id="17" w:name="architecture"/>
+    <w:bookmarkStart w:id="17" w:name="architecture-principles"/>
     <w:p>
       <w:pPr>
         <w:pStyle w:val="Heading1"/>
       </w:pPr>
       <w:r>
-        <w:t xml:space="preserve">Architecture</w:t>
+        <w:t xml:space="preserve">Architecture Principles</w:t>
       </w:r>
     </w:p>
     <w:p>
@@ -773,55 +1049,115 @@
         <w:pStyle w:val="FirstParagraph"/>
       </w:pPr>
       <w:r>
-        <w:t xml:space="preserve">Trading Platform Pro consists of:</w:t>
-      </w:r>
-    </w:p>
-    <w:p>
-      <w:pPr>
-        <w:pStyle w:val="Compact"/>
-        <w:numPr>
-          <w:ilvl w:val="0"/>
-          <w:numId w:val="1006"/>
-        </w:numPr>
-      </w:pPr>
-      <w:r>
-        <w:t xml:space="preserve">Core Platform</w:t>
-      </w:r>
-    </w:p>
-    <w:p>
-      <w:pPr>
-        <w:pStyle w:val="Compact"/>
-        <w:numPr>
-          <w:ilvl w:val="0"/>
-          <w:numId w:val="1006"/>
-        </w:numPr>
-      </w:pPr>
-      <w:r>
-        <w:t xml:space="preserve">Shared Services</w:t>
-      </w:r>
-    </w:p>
-    <w:p>
-      <w:pPr>
-        <w:pStyle w:val="Compact"/>
-        <w:numPr>
-          <w:ilvl w:val="0"/>
-          <w:numId w:val="1006"/>
-        </w:numPr>
-      </w:pPr>
-      <w:r>
-        <w:t xml:space="preserve">Trading Cockpit</w:t>
-      </w:r>
-    </w:p>
-    <w:p>
-      <w:pPr>
-        <w:pStyle w:val="Compact"/>
-        <w:numPr>
-          <w:ilvl w:val="0"/>
-          <w:numId w:val="1006"/>
-        </w:numPr>
-      </w:pPr>
-      <w:r>
-        <w:t xml:space="preserve">Future Applications</w:t>
+        <w:t xml:space="preserve">Trading Platform Pro follows:</w:t>
+      </w:r>
+    </w:p>
+    <w:p>
+      <w:pPr>
+        <w:pStyle w:val="Compact"/>
+        <w:numPr>
+          <w:ilvl w:val="0"/>
+          <w:numId w:val="1008"/>
+        </w:numPr>
+      </w:pPr>
+      <w:r>
+        <w:t xml:space="preserve">Clean Architecture</w:t>
+      </w:r>
+    </w:p>
+    <w:p>
+      <w:pPr>
+        <w:pStyle w:val="Compact"/>
+        <w:numPr>
+          <w:ilvl w:val="0"/>
+          <w:numId w:val="1008"/>
+        </w:numPr>
+      </w:pPr>
+      <w:r>
+        <w:t xml:space="preserve">Domain-Driven Design</w:t>
+      </w:r>
+    </w:p>
+    <w:p>
+      <w:pPr>
+        <w:pStyle w:val="Compact"/>
+        <w:numPr>
+          <w:ilvl w:val="0"/>
+          <w:numId w:val="1008"/>
+        </w:numPr>
+      </w:pPr>
+      <w:r>
+        <w:t xml:space="preserve">Event-Driven Architecture</w:t>
+      </w:r>
+    </w:p>
+    <w:p>
+      <w:pPr>
+        <w:pStyle w:val="Compact"/>
+        <w:numPr>
+          <w:ilvl w:val="0"/>
+          <w:numId w:val="1008"/>
+        </w:numPr>
+      </w:pPr>
+      <w:r>
+        <w:t xml:space="preserve">Modular Design</w:t>
+      </w:r>
+    </w:p>
+    <w:p>
+      <w:pPr>
+        <w:pStyle w:val="Compact"/>
+        <w:numPr>
+          <w:ilvl w:val="0"/>
+          <w:numId w:val="1008"/>
+        </w:numPr>
+      </w:pPr>
+      <w:r>
+        <w:t xml:space="preserve">SOLID Principles</w:t>
+      </w:r>
+    </w:p>
+    <w:p>
+      <w:pPr>
+        <w:pStyle w:val="Compact"/>
+        <w:numPr>
+          <w:ilvl w:val="0"/>
+          <w:numId w:val="1008"/>
+        </w:numPr>
+      </w:pPr>
+      <w:r>
+        <w:t xml:space="preserve">Dependency Injection</w:t>
+      </w:r>
+    </w:p>
+    <w:p>
+      <w:pPr>
+        <w:pStyle w:val="Compact"/>
+        <w:numPr>
+          <w:ilvl w:val="0"/>
+          <w:numId w:val="1008"/>
+        </w:numPr>
+      </w:pPr>
+      <w:r>
+        <w:t xml:space="preserve">Explicit Dependencies</w:t>
+      </w:r>
+    </w:p>
+    <w:p>
+      <w:pPr>
+        <w:pStyle w:val="Compact"/>
+        <w:numPr>
+          <w:ilvl w:val="0"/>
+          <w:numId w:val="1008"/>
+        </w:numPr>
+      </w:pPr>
+      <w:r>
+        <w:t xml:space="preserve">Testability</w:t>
+      </w:r>
+    </w:p>
+    <w:p>
+      <w:pPr>
+        <w:pStyle w:val="Compact"/>
+        <w:numPr>
+          <w:ilvl w:val="0"/>
+          <w:numId w:val="1008"/>
+        </w:numPr>
+      </w:pPr>
+      <w:r>
+        <w:t xml:space="preserve">Security by Design</w:t>
       </w:r>
     </w:p>
     <w:p>
@@ -829,7 +1165,15 @@
         <w:pStyle w:val="FirstParagraph"/>
       </w:pPr>
       <w:r>
-        <w:t xml:space="preserve">The software architecture is documented separately in the Software Architecture Document (SAD).</w:t>
+        <w:t xml:space="preserve">Architecture shall support incremental vertical product slices.</w:t>
+      </w:r>
+    </w:p>
+    <w:p>
+      <w:pPr>
+        <w:pStyle w:val="BodyText"/>
+      </w:pPr>
+      <w:r>
+        <w:t xml:space="preserve">Platform services shall be introduced when required by concrete product workflows.</w:t>
       </w:r>
     </w:p>
     <w:p>
@@ -840,13 +1184,13 @@
       </w:r>
     </w:p>
     <w:bookmarkEnd w:id="17"/>
-    <w:bookmarkStart w:id="18" w:name="documentation"/>
+    <w:bookmarkStart w:id="18" w:name="application-structure"/>
     <w:p>
       <w:pPr>
         <w:pStyle w:val="Heading1"/>
       </w:pPr>
       <w:r>
-        <w:t xml:space="preserve">Documentation</w:t>
+        <w:t xml:space="preserve">Application Structure</w:t>
       </w:r>
     </w:p>
     <w:p>
@@ -854,7 +1198,87 @@
         <w:pStyle w:val="FirstParagraph"/>
       </w:pPr>
       <w:r>
-        <w:t xml:space="preserve">Project documentation is organised by domain.</w:t>
+        <w:t xml:space="preserve">The project consists of:</w:t>
+      </w:r>
+    </w:p>
+    <w:p>
+      <w:pPr>
+        <w:pStyle w:val="Compact"/>
+        <w:numPr>
+          <w:ilvl w:val="0"/>
+          <w:numId w:val="1009"/>
+        </w:numPr>
+      </w:pPr>
+      <w:r>
+        <w:t xml:space="preserve">Trading Cockpit</w:t>
+      </w:r>
+    </w:p>
+    <w:p>
+      <w:pPr>
+        <w:pStyle w:val="Compact"/>
+        <w:numPr>
+          <w:ilvl w:val="0"/>
+          <w:numId w:val="1009"/>
+        </w:numPr>
+      </w:pPr>
+      <w:r>
+        <w:t xml:space="preserve">Domain capabilities</w:t>
+      </w:r>
+    </w:p>
+    <w:p>
+      <w:pPr>
+        <w:pStyle w:val="Compact"/>
+        <w:numPr>
+          <w:ilvl w:val="0"/>
+          <w:numId w:val="1009"/>
+        </w:numPr>
+      </w:pPr>
+      <w:r>
+        <w:t xml:space="preserve">Application services</w:t>
+      </w:r>
+    </w:p>
+    <w:p>
+      <w:pPr>
+        <w:pStyle w:val="Compact"/>
+        <w:numPr>
+          <w:ilvl w:val="0"/>
+          <w:numId w:val="1009"/>
+        </w:numPr>
+      </w:pPr>
+      <w:r>
+        <w:t xml:space="preserve">Shared platform services</w:t>
+      </w:r>
+    </w:p>
+    <w:p>
+      <w:pPr>
+        <w:pStyle w:val="Compact"/>
+        <w:numPr>
+          <w:ilvl w:val="0"/>
+          <w:numId w:val="1009"/>
+        </w:numPr>
+      </w:pPr>
+      <w:r>
+        <w:t xml:space="preserve">Infrastructure adapters</w:t>
+      </w:r>
+    </w:p>
+    <w:p>
+      <w:pPr>
+        <w:pStyle w:val="Compact"/>
+        <w:numPr>
+          <w:ilvl w:val="0"/>
+          <w:numId w:val="1009"/>
+        </w:numPr>
+      </w:pPr>
+      <w:r>
+        <w:t xml:space="preserve">External integrations</w:t>
+      </w:r>
+    </w:p>
+    <w:p>
+      <w:pPr>
+        <w:pStyle w:val="FirstParagraph"/>
+      </w:pPr>
+      <w:r>
+        <w:t xml:space="preserve">The Trading Cockpit is the primary application.</w:t>
       </w:r>
     </w:p>
     <w:p>
@@ -862,103 +1286,15 @@
         <w:pStyle w:val="BodyText"/>
       </w:pPr>
       <w:r>
-        <w:t xml:space="preserve">Key documents include:</w:t>
-      </w:r>
-    </w:p>
-    <w:p>
-      <w:pPr>
-        <w:pStyle w:val="Compact"/>
-        <w:numPr>
-          <w:ilvl w:val="0"/>
-          <w:numId w:val="1007"/>
-        </w:numPr>
-      </w:pPr>
-      <w:r>
-        <w:t xml:space="preserve">Product Vision</w:t>
-      </w:r>
-    </w:p>
-    <w:p>
-      <w:pPr>
-        <w:pStyle w:val="Compact"/>
-        <w:numPr>
-          <w:ilvl w:val="0"/>
-          <w:numId w:val="1007"/>
-        </w:numPr>
-      </w:pPr>
-      <w:r>
-        <w:t xml:space="preserve">Project Charter</w:t>
-      </w:r>
-    </w:p>
-    <w:p>
-      <w:pPr>
-        <w:pStyle w:val="Compact"/>
-        <w:numPr>
-          <w:ilvl w:val="0"/>
-          <w:numId w:val="1007"/>
-        </w:numPr>
-      </w:pPr>
-      <w:r>
-        <w:t xml:space="preserve">Trading Cockpit Specification (TCS)</w:t>
-      </w:r>
-    </w:p>
-    <w:p>
-      <w:pPr>
-        <w:pStyle w:val="Compact"/>
-        <w:numPr>
-          <w:ilvl w:val="0"/>
-          <w:numId w:val="1007"/>
-        </w:numPr>
-      </w:pPr>
-      <w:r>
-        <w:t xml:space="preserve">Software Architecture Document (SAD)</w:t>
-      </w:r>
-    </w:p>
-    <w:p>
-      <w:pPr>
-        <w:pStyle w:val="Compact"/>
-        <w:numPr>
-          <w:ilvl w:val="0"/>
-          <w:numId w:val="1007"/>
-        </w:numPr>
-      </w:pPr>
-      <w:r>
-        <w:t xml:space="preserve">API Specification</w:t>
-      </w:r>
-    </w:p>
-    <w:p>
-      <w:pPr>
-        <w:pStyle w:val="Compact"/>
-        <w:numPr>
-          <w:ilvl w:val="0"/>
-          <w:numId w:val="1007"/>
-        </w:numPr>
-      </w:pPr>
-      <w:r>
-        <w:t xml:space="preserve">Widget Catalog</w:t>
-      </w:r>
-    </w:p>
-    <w:p>
-      <w:pPr>
-        <w:pStyle w:val="Compact"/>
-        <w:numPr>
-          <w:ilvl w:val="0"/>
-          <w:numId w:val="1007"/>
-        </w:numPr>
-      </w:pPr>
-      <w:r>
-        <w:t xml:space="preserve">Operations Manual</w:t>
-      </w:r>
-    </w:p>
-    <w:p>
-      <w:pPr>
-        <w:pStyle w:val="Compact"/>
-        <w:numPr>
-          <w:ilvl w:val="0"/>
-          <w:numId w:val="1007"/>
-        </w:numPr>
-      </w:pPr>
-      <w:r>
-        <w:t xml:space="preserve">Developer Documentation</w:t>
+        <w:t xml:space="preserve">Shared platform services provide reusable technical capabilities where justified by multiple product workflows.</w:t>
+      </w:r>
+    </w:p>
+    <w:p>
+      <w:pPr>
+        <w:pStyle w:val="BodyText"/>
+      </w:pPr>
+      <w:r>
+        <w:t xml:space="preserve">Future applications may reuse established platform capabilities.</w:t>
       </w:r>
     </w:p>
     <w:p>
@@ -969,13 +1305,13 @@
       </w:r>
     </w:p>
     <w:bookmarkEnd w:id="18"/>
-    <w:bookmarkStart w:id="19" w:name="repository"/>
+    <w:bookmarkStart w:id="19" w:name="product-development-strategy"/>
     <w:p>
       <w:pPr>
         <w:pStyle w:val="Heading1"/>
       </w:pPr>
       <w:r>
-        <w:t xml:space="preserve">Repository</w:t>
+        <w:t xml:space="preserve">Product Development Strategy</w:t>
       </w:r>
     </w:p>
     <w:p>
@@ -983,7 +1319,7 @@
         <w:pStyle w:val="FirstParagraph"/>
       </w:pPr>
       <w:r>
-        <w:t xml:space="preserve">The repository follows a domain-oriented structure separating product, architecture, implementation and operational documentation.</w:t>
+        <w:t xml:space="preserve">Development follows vertical product slices.</w:t>
       </w:r>
     </w:p>
     <w:p>
@@ -991,7 +1327,39 @@
         <w:pStyle w:val="BodyText"/>
       </w:pPr>
       <w:r>
-        <w:t xml:space="preserve">Source code, documentation, configuration and tests are maintained independently.</w:t>
+        <w:t xml:space="preserve">Example:</w:t>
+      </w:r>
+    </w:p>
+    <w:p>
+      <w:pPr>
+        <w:pStyle w:val="BodyText"/>
+      </w:pPr>
+      <w:r>
+        <w:t xml:space="preserve">Market Data → Watchlist → Instrument Selection → Chart Context</w:t>
+      </w:r>
+    </w:p>
+    <w:p>
+      <w:pPr>
+        <w:pStyle w:val="BodyText"/>
+      </w:pPr>
+      <w:r>
+        <w:t xml:space="preserve">is preferred over completing every possible Market Data infrastructure capability before exposing product functionality.</w:t>
+      </w:r>
+    </w:p>
+    <w:p>
+      <w:pPr>
+        <w:pStyle w:val="BodyText"/>
+      </w:pPr>
+      <w:r>
+        <w:t xml:space="preserve">Each product phase should deliver a usable and testable increment.</w:t>
+      </w:r>
+    </w:p>
+    <w:p>
+      <w:pPr>
+        <w:pStyle w:val="BodyText"/>
+      </w:pPr>
+      <w:r>
+        <w:t xml:space="preserve">The Product Roadmap defines the sequence of product workflows.</w:t>
       </w:r>
     </w:p>
     <w:p>
@@ -1002,13 +1370,13 @@
       </w:r>
     </w:p>
     <w:bookmarkEnd w:id="19"/>
-    <w:bookmarkStart w:id="20" w:name="future-applications"/>
+    <w:bookmarkStart w:id="20" w:name="out-of-scope"/>
     <w:p>
       <w:pPr>
         <w:pStyle w:val="Heading1"/>
       </w:pPr>
       <w:r>
-        <w:t xml:space="preserve">Future Applications</w:t>
+        <w:t xml:space="preserve">Out of Scope</w:t>
       </w:r>
     </w:p>
     <w:p>
@@ -1016,67 +1384,91 @@
         <w:pStyle w:val="FirstParagraph"/>
       </w:pPr>
       <w:r>
-        <w:t xml:space="preserve">The platform is designed to support additional applications including:</w:t>
-      </w:r>
-    </w:p>
-    <w:p>
-      <w:pPr>
-        <w:pStyle w:val="Compact"/>
-        <w:numPr>
-          <w:ilvl w:val="0"/>
-          <w:numId w:val="1008"/>
-        </w:numPr>
-      </w:pPr>
-      <w:r>
-        <w:t xml:space="preserve">Portfolio Manager</w:t>
-      </w:r>
-    </w:p>
-    <w:p>
-      <w:pPr>
-        <w:pStyle w:val="Compact"/>
-        <w:numPr>
-          <w:ilvl w:val="0"/>
-          <w:numId w:val="1008"/>
-        </w:numPr>
-      </w:pPr>
-      <w:r>
-        <w:t xml:space="preserve">Market Scanner</w:t>
-      </w:r>
-    </w:p>
-    <w:p>
-      <w:pPr>
-        <w:pStyle w:val="Compact"/>
-        <w:numPr>
-          <w:ilvl w:val="0"/>
-          <w:numId w:val="1008"/>
-        </w:numPr>
-      </w:pPr>
-      <w:r>
-        <w:t xml:space="preserve">Strategy Lab</w:t>
-      </w:r>
-    </w:p>
-    <w:p>
-      <w:pPr>
-        <w:pStyle w:val="Compact"/>
-        <w:numPr>
-          <w:ilvl w:val="0"/>
-          <w:numId w:val="1008"/>
-        </w:numPr>
-      </w:pPr>
-      <w:r>
-        <w:t xml:space="preserve">Reporting</w:t>
-      </w:r>
-    </w:p>
-    <w:p>
-      <w:pPr>
-        <w:pStyle w:val="Compact"/>
-        <w:numPr>
-          <w:ilvl w:val="0"/>
-          <w:numId w:val="1008"/>
-        </w:numPr>
-      </w:pPr>
-      <w:r>
-        <w:t xml:space="preserve">Automation Services</w:t>
+        <w:t xml:space="preserve">The initial Trading Cockpit does not aim to provide:</w:t>
+      </w:r>
+    </w:p>
+    <w:p>
+      <w:pPr>
+        <w:pStyle w:val="Compact"/>
+        <w:numPr>
+          <w:ilvl w:val="0"/>
+          <w:numId w:val="1010"/>
+        </w:numPr>
+      </w:pPr>
+      <w:r>
+        <w:t xml:space="preserve">autonomous AI trading</w:t>
+      </w:r>
+    </w:p>
+    <w:p>
+      <w:pPr>
+        <w:pStyle w:val="Compact"/>
+        <w:numPr>
+          <w:ilvl w:val="0"/>
+          <w:numId w:val="1010"/>
+        </w:numPr>
+      </w:pPr>
+      <w:r>
+        <w:t xml:space="preserve">high-frequency trading infrastructure</w:t>
+      </w:r>
+    </w:p>
+    <w:p>
+      <w:pPr>
+        <w:pStyle w:val="Compact"/>
+        <w:numPr>
+          <w:ilvl w:val="0"/>
+          <w:numId w:val="1010"/>
+        </w:numPr>
+      </w:pPr>
+      <w:r>
+        <w:t xml:space="preserve">social trading</w:t>
+      </w:r>
+    </w:p>
+    <w:p>
+      <w:pPr>
+        <w:pStyle w:val="Compact"/>
+        <w:numPr>
+          <w:ilvl w:val="0"/>
+          <w:numId w:val="1010"/>
+        </w:numPr>
+      </w:pPr>
+      <w:r>
+        <w:t xml:space="preserve">a broker replacement</w:t>
+      </w:r>
+    </w:p>
+    <w:p>
+      <w:pPr>
+        <w:pStyle w:val="Compact"/>
+        <w:numPr>
+          <w:ilvl w:val="0"/>
+          <w:numId w:val="1010"/>
+        </w:numPr>
+      </w:pPr>
+      <w:r>
+        <w:t xml:space="preserve">cloud-first multi-user operation</w:t>
+      </w:r>
+    </w:p>
+    <w:p>
+      <w:pPr>
+        <w:pStyle w:val="Compact"/>
+        <w:numPr>
+          <w:ilvl w:val="0"/>
+          <w:numId w:val="1010"/>
+        </w:numPr>
+      </w:pPr>
+      <w:r>
+        <w:t xml:space="preserve">a general-purpose financial terminal</w:t>
+      </w:r>
+    </w:p>
+    <w:p>
+      <w:pPr>
+        <w:pStyle w:val="Compact"/>
+        <w:numPr>
+          <w:ilvl w:val="0"/>
+          <w:numId w:val="1010"/>
+        </w:numPr>
+      </w:pPr>
+      <w:r>
+        <w:t xml:space="preserve">a public trading marketplace</w:t>
       </w:r>
     </w:p>
     <w:p>
@@ -1084,7 +1476,7 @@
         <w:pStyle w:val="FirstParagraph"/>
       </w:pPr>
       <w:r>
-        <w:t xml:space="preserve">without changing the underlying platform architecture.</w:t>
+        <w:t xml:space="preserve">These capabilities may only be reconsidered through explicit product and architectural decisions.</w:t>
       </w:r>
     </w:p>
     <w:p>
@@ -1095,13 +1487,13 @@
       </w:r>
     </w:p>
     <w:bookmarkEnd w:id="20"/>
-    <w:bookmarkStart w:id="21" w:name="references"/>
+    <w:bookmarkStart w:id="21" w:name="documentation-strategy"/>
     <w:p>
       <w:pPr>
         <w:pStyle w:val="Heading1"/>
       </w:pPr>
       <w:r>
-        <w:t xml:space="preserve">References</w:t>
+        <w:t xml:space="preserve">Documentation Strategy</w:t>
       </w:r>
     </w:p>
     <w:p>
@@ -1109,70 +1501,794 @@
         <w:pStyle w:val="FirstParagraph"/>
       </w:pPr>
       <w:r>
-        <w:t xml:space="preserve">See:</w:t>
-      </w:r>
-    </w:p>
-    <w:p>
-      <w:pPr>
-        <w:pStyle w:val="Compact"/>
-        <w:numPr>
-          <w:ilvl w:val="0"/>
-          <w:numId w:val="1009"/>
-        </w:numPr>
-      </w:pPr>
-      <w:r>
-        <w:t xml:space="preserve">Product Vision</w:t>
-      </w:r>
-    </w:p>
-    <w:p>
-      <w:pPr>
-        <w:pStyle w:val="Compact"/>
-        <w:numPr>
-          <w:ilvl w:val="0"/>
-          <w:numId w:val="1009"/>
-        </w:numPr>
-      </w:pPr>
-      <w:r>
-        <w:t xml:space="preserve">Trading Cockpit Specification (TCS)</w:t>
-      </w:r>
-    </w:p>
-    <w:p>
-      <w:pPr>
-        <w:pStyle w:val="Compact"/>
-        <w:numPr>
-          <w:ilvl w:val="0"/>
-          <w:numId w:val="1009"/>
-        </w:numPr>
-      </w:pPr>
-      <w:r>
-        <w:t xml:space="preserve">Software Architecture Document (SAD)</w:t>
-      </w:r>
-    </w:p>
-    <w:p>
-      <w:pPr>
-        <w:pStyle w:val="Compact"/>
-        <w:numPr>
-          <w:ilvl w:val="0"/>
-          <w:numId w:val="1009"/>
-        </w:numPr>
-      </w:pPr>
-      <w:r>
-        <w:t xml:space="preserve">API Specification</w:t>
-      </w:r>
-    </w:p>
-    <w:p>
-      <w:pPr>
-        <w:pStyle w:val="Compact"/>
-        <w:numPr>
-          <w:ilvl w:val="0"/>
-          <w:numId w:val="1009"/>
-        </w:numPr>
-      </w:pPr>
-      <w:r>
-        <w:t xml:space="preserve">Widget Catalog</w:t>
+        <w:t xml:space="preserve">Markdown documents under</w:t>
+      </w:r>
+      <w:r>
+        <w:t xml:space="preserve"> </w:t>
+      </w:r>
+      <w:r>
+        <w:rPr>
+          <w:rStyle w:val="VerbatimChar"/>
+        </w:rPr>
+        <w:t xml:space="preserve">docs/</w:t>
+      </w:r>
+      <w:r>
+        <w:t xml:space="preserve"> </w:t>
+      </w:r>
+      <w:r>
+        <w:t xml:space="preserve">are the single source of truth.</w:t>
+      </w:r>
+    </w:p>
+    <w:p>
+      <w:pPr>
+        <w:pStyle w:val="BodyText"/>
+      </w:pPr>
+      <w:r>
+        <w:t xml:space="preserve">Generated documentation artifacts include:</w:t>
+      </w:r>
+    </w:p>
+    <w:p>
+      <w:pPr>
+        <w:pStyle w:val="Compact"/>
+        <w:numPr>
+          <w:ilvl w:val="0"/>
+          <w:numId w:val="1011"/>
+        </w:numPr>
+      </w:pPr>
+      <w:r>
+        <w:t xml:space="preserve">DOCX</w:t>
+      </w:r>
+    </w:p>
+    <w:p>
+      <w:pPr>
+        <w:pStyle w:val="Compact"/>
+        <w:numPr>
+          <w:ilvl w:val="0"/>
+          <w:numId w:val="1011"/>
+        </w:numPr>
+      </w:pPr>
+      <w:r>
+        <w:t xml:space="preserve">PDF</w:t>
+      </w:r>
+    </w:p>
+    <w:p>
+      <w:pPr>
+        <w:pStyle w:val="FirstParagraph"/>
+      </w:pPr>
+      <w:r>
+        <w:t xml:space="preserve">Generated documents shall not be edited manually.</w:t>
+      </w:r>
+    </w:p>
+    <w:p>
+      <w:pPr>
+        <w:pStyle w:val="BodyText"/>
+      </w:pPr>
+      <w:r>
+        <w:t xml:space="preserve">Documentation is organized by responsibility:</w:t>
+      </w:r>
+    </w:p>
+    <w:p>
+      <w:pPr>
+        <w:pStyle w:val="Compact"/>
+        <w:numPr>
+          <w:ilvl w:val="0"/>
+          <w:numId w:val="1012"/>
+        </w:numPr>
+      </w:pPr>
+      <w:r>
+        <w:t xml:space="preserve">product</w:t>
+      </w:r>
+    </w:p>
+    <w:p>
+      <w:pPr>
+        <w:pStyle w:val="Compact"/>
+        <w:numPr>
+          <w:ilvl w:val="0"/>
+          <w:numId w:val="1012"/>
+        </w:numPr>
+      </w:pPr>
+      <w:r>
+        <w:t xml:space="preserve">architecture</w:t>
+      </w:r>
+    </w:p>
+    <w:p>
+      <w:pPr>
+        <w:pStyle w:val="Compact"/>
+        <w:numPr>
+          <w:ilvl w:val="0"/>
+          <w:numId w:val="1012"/>
+        </w:numPr>
+      </w:pPr>
+      <w:r>
+        <w:t xml:space="preserve">specifications</w:t>
+      </w:r>
+    </w:p>
+    <w:p>
+      <w:pPr>
+        <w:pStyle w:val="Compact"/>
+        <w:numPr>
+          <w:ilvl w:val="0"/>
+          <w:numId w:val="1012"/>
+        </w:numPr>
+      </w:pPr>
+      <w:r>
+        <w:t xml:space="preserve">API</w:t>
+      </w:r>
+    </w:p>
+    <w:p>
+      <w:pPr>
+        <w:pStyle w:val="Compact"/>
+        <w:numPr>
+          <w:ilvl w:val="0"/>
+          <w:numId w:val="1012"/>
+        </w:numPr>
+      </w:pPr>
+      <w:r>
+        <w:t xml:space="preserve">UI</w:t>
+      </w:r>
+    </w:p>
+    <w:p>
+      <w:pPr>
+        <w:pStyle w:val="Compact"/>
+        <w:numPr>
+          <w:ilvl w:val="0"/>
+          <w:numId w:val="1012"/>
+        </w:numPr>
+      </w:pPr>
+      <w:r>
+        <w:t xml:space="preserve">operations</w:t>
+      </w:r>
+    </w:p>
+    <w:p>
+      <w:pPr>
+        <w:pStyle w:val="Compact"/>
+        <w:numPr>
+          <w:ilvl w:val="0"/>
+          <w:numId w:val="1012"/>
+        </w:numPr>
+      </w:pPr>
+      <w:r>
+        <w:t xml:space="preserve">developer</w:t>
+      </w:r>
+    </w:p>
+    <w:p>
+      <w:pPr>
+        <w:pStyle w:val="Compact"/>
+        <w:numPr>
+          <w:ilvl w:val="0"/>
+          <w:numId w:val="1012"/>
+        </w:numPr>
+      </w:pPr>
+      <w:r>
+        <w:t xml:space="preserve">user</w:t>
+      </w:r>
+    </w:p>
+    <w:p>
+      <w:pPr>
+        <w:pStyle w:val="Compact"/>
+        <w:numPr>
+          <w:ilvl w:val="0"/>
+          <w:numId w:val="1012"/>
+        </w:numPr>
+      </w:pPr>
+      <w:r>
+        <w:t xml:space="preserve">decisions</w:t>
+      </w:r>
+    </w:p>
+    <w:p>
+      <w:pPr>
+        <w:pStyle w:val="FirstParagraph"/>
+      </w:pPr>
+      <w:r>
+        <w:t xml:space="preserve">Product, architecture and implementation documentation shall remain synchronized.</w:t>
+      </w:r>
+    </w:p>
+    <w:p>
+      <w:r>
+        <w:pict>
+          <v:rect style="width:0;height:1.5pt" o:hralign="center" o:hrstd="t" o:hr="t"/>
+        </w:pict>
       </w:r>
     </w:p>
     <w:bookmarkEnd w:id="21"/>
+    <w:bookmarkStart w:id="22" w:name="key-documents"/>
+    <w:p>
+      <w:pPr>
+        <w:pStyle w:val="Heading1"/>
+      </w:pPr>
+      <w:r>
+        <w:t xml:space="preserve">Key Documents</w:t>
+      </w:r>
+    </w:p>
+    <w:p>
+      <w:pPr>
+        <w:pStyle w:val="FirstParagraph"/>
+      </w:pPr>
+      <w:r>
+        <w:t xml:space="preserve">The primary project documents include:</w:t>
+      </w:r>
+    </w:p>
+    <w:p>
+      <w:pPr>
+        <w:pStyle w:val="Compact"/>
+        <w:numPr>
+          <w:ilvl w:val="0"/>
+          <w:numId w:val="1013"/>
+        </w:numPr>
+      </w:pPr>
+      <w:r>
+        <w:t xml:space="preserve">Product_Vision.md</w:t>
+      </w:r>
+    </w:p>
+    <w:p>
+      <w:pPr>
+        <w:pStyle w:val="Compact"/>
+        <w:numPr>
+          <w:ilvl w:val="0"/>
+          <w:numId w:val="1013"/>
+        </w:numPr>
+      </w:pPr>
+      <w:r>
+        <w:t xml:space="preserve">Product_Roadmap.md</w:t>
+      </w:r>
+    </w:p>
+    <w:p>
+      <w:pPr>
+        <w:pStyle w:val="Compact"/>
+        <w:numPr>
+          <w:ilvl w:val="0"/>
+          <w:numId w:val="1013"/>
+        </w:numPr>
+      </w:pPr>
+      <w:r>
+        <w:t xml:space="preserve">Project_Overview.md</w:t>
+      </w:r>
+    </w:p>
+    <w:p>
+      <w:pPr>
+        <w:pStyle w:val="Compact"/>
+        <w:numPr>
+          <w:ilvl w:val="0"/>
+          <w:numId w:val="1013"/>
+        </w:numPr>
+      </w:pPr>
+      <w:r>
+        <w:t xml:space="preserve">Architecture.md</w:t>
+      </w:r>
+    </w:p>
+    <w:p>
+      <w:pPr>
+        <w:pStyle w:val="Compact"/>
+        <w:numPr>
+          <w:ilvl w:val="0"/>
+          <w:numId w:val="1013"/>
+        </w:numPr>
+      </w:pPr>
+      <w:r>
+        <w:t xml:space="preserve">Domain_Model.md</w:t>
+      </w:r>
+    </w:p>
+    <w:p>
+      <w:pPr>
+        <w:pStyle w:val="Compact"/>
+        <w:numPr>
+          <w:ilvl w:val="0"/>
+          <w:numId w:val="1013"/>
+        </w:numPr>
+      </w:pPr>
+      <w:r>
+        <w:t xml:space="preserve">Infrastructure.md</w:t>
+      </w:r>
+    </w:p>
+    <w:p>
+      <w:pPr>
+        <w:pStyle w:val="Compact"/>
+        <w:numPr>
+          <w:ilvl w:val="0"/>
+          <w:numId w:val="1013"/>
+        </w:numPr>
+      </w:pPr>
+      <w:r>
+        <w:t xml:space="preserve">Project_Structure.md</w:t>
+      </w:r>
+    </w:p>
+    <w:p>
+      <w:pPr>
+        <w:pStyle w:val="Compact"/>
+        <w:numPr>
+          <w:ilvl w:val="0"/>
+          <w:numId w:val="1013"/>
+        </w:numPr>
+      </w:pPr>
+      <w:r>
+        <w:t xml:space="preserve">Technical_Specifications.md</w:t>
+      </w:r>
+    </w:p>
+    <w:p>
+      <w:pPr>
+        <w:pStyle w:val="Compact"/>
+        <w:numPr>
+          <w:ilvl w:val="0"/>
+          <w:numId w:val="1013"/>
+        </w:numPr>
+      </w:pPr>
+      <w:r>
+        <w:t xml:space="preserve">Widget_Catalog.md</w:t>
+      </w:r>
+    </w:p>
+    <w:p>
+      <w:pPr>
+        <w:pStyle w:val="Compact"/>
+        <w:numPr>
+          <w:ilvl w:val="0"/>
+          <w:numId w:val="1013"/>
+        </w:numPr>
+      </w:pPr>
+      <w:r>
+        <w:t xml:space="preserve">UI_Guidelines.md</w:t>
+      </w:r>
+    </w:p>
+    <w:p>
+      <w:pPr>
+        <w:pStyle w:val="Compact"/>
+        <w:numPr>
+          <w:ilvl w:val="0"/>
+          <w:numId w:val="1013"/>
+        </w:numPr>
+      </w:pPr>
+      <w:r>
+        <w:t xml:space="preserve">API_Guidelines.md</w:t>
+      </w:r>
+    </w:p>
+    <w:p>
+      <w:pPr>
+        <w:pStyle w:val="Compact"/>
+        <w:numPr>
+          <w:ilvl w:val="0"/>
+          <w:numId w:val="1013"/>
+        </w:numPr>
+      </w:pPr>
+      <w:r>
+        <w:t xml:space="preserve">Decision_Log.md</w:t>
+      </w:r>
+    </w:p>
+    <w:p>
+      <w:pPr>
+        <w:pStyle w:val="Compact"/>
+        <w:numPr>
+          <w:ilvl w:val="0"/>
+          <w:numId w:val="1013"/>
+        </w:numPr>
+      </w:pPr>
+      <w:r>
+        <w:t xml:space="preserve">Roadmap.md</w:t>
+      </w:r>
+    </w:p>
+    <w:p>
+      <w:pPr>
+        <w:pStyle w:val="Compact"/>
+        <w:numPr>
+          <w:ilvl w:val="0"/>
+          <w:numId w:val="1013"/>
+        </w:numPr>
+      </w:pPr>
+      <w:r>
+        <w:t xml:space="preserve">AGENTS.md</w:t>
+      </w:r>
+    </w:p>
+    <w:p>
+      <w:r>
+        <w:pict>
+          <v:rect style="width:0;height:1.5pt" o:hralign="center" o:hrstd="t" o:hr="t"/>
+        </w:pict>
+      </w:r>
+    </w:p>
+    <w:bookmarkEnd w:id="22"/>
+    <w:bookmarkStart w:id="23" w:name="repository"/>
+    <w:p>
+      <w:pPr>
+        <w:pStyle w:val="Heading1"/>
+      </w:pPr>
+      <w:r>
+        <w:t xml:space="preserve">Repository</w:t>
+      </w:r>
+    </w:p>
+    <w:p>
+      <w:pPr>
+        <w:pStyle w:val="FirstParagraph"/>
+      </w:pPr>
+      <w:r>
+        <w:t xml:space="preserve">The repository follows a domain-oriented documentation and source structure.</w:t>
+      </w:r>
+    </w:p>
+    <w:p>
+      <w:pPr>
+        <w:pStyle w:val="BodyText"/>
+      </w:pPr>
+      <w:r>
+        <w:t xml:space="preserve">Source code, documentation, configuration, tests and generated artifacts have explicit responsibilities.</w:t>
+      </w:r>
+    </w:p>
+    <w:p>
+      <w:pPr>
+        <w:pStyle w:val="BodyText"/>
+      </w:pPr>
+      <w:r>
+        <w:t xml:space="preserve">Generated documentation is derived from Markdown sources through the documentation generation pipeline.</w:t>
+      </w:r>
+    </w:p>
+    <w:p>
+      <w:r>
+        <w:pict>
+          <v:rect style="width:0;height:1.5pt" o:hralign="center" o:hrstd="t" o:hr="t"/>
+        </w:pict>
+      </w:r>
+    </w:p>
+    <w:bookmarkEnd w:id="23"/>
+    <w:bookmarkStart w:id="24" w:name="future-platform-evolution"/>
+    <w:p>
+      <w:pPr>
+        <w:pStyle w:val="Heading1"/>
+      </w:pPr>
+      <w:r>
+        <w:t xml:space="preserve">Future Platform Evolution</w:t>
+      </w:r>
+    </w:p>
+    <w:p>
+      <w:pPr>
+        <w:pStyle w:val="FirstParagraph"/>
+      </w:pPr>
+      <w:r>
+        <w:t xml:space="preserve">After the Trading Cockpit is established, the project may evolve with:</w:t>
+      </w:r>
+    </w:p>
+    <w:p>
+      <w:pPr>
+        <w:pStyle w:val="Compact"/>
+        <w:numPr>
+          <w:ilvl w:val="0"/>
+          <w:numId w:val="1014"/>
+        </w:numPr>
+      </w:pPr>
+      <w:r>
+        <w:t xml:space="preserve">Portfolio Manager</w:t>
+      </w:r>
+    </w:p>
+    <w:p>
+      <w:pPr>
+        <w:pStyle w:val="Compact"/>
+        <w:numPr>
+          <w:ilvl w:val="0"/>
+          <w:numId w:val="1014"/>
+        </w:numPr>
+      </w:pPr>
+      <w:r>
+        <w:t xml:space="preserve">Strategy Lab</w:t>
+      </w:r>
+    </w:p>
+    <w:p>
+      <w:pPr>
+        <w:pStyle w:val="Compact"/>
+        <w:numPr>
+          <w:ilvl w:val="0"/>
+          <w:numId w:val="1014"/>
+        </w:numPr>
+      </w:pPr>
+      <w:r>
+        <w:t xml:space="preserve">Advanced Analytics</w:t>
+      </w:r>
+    </w:p>
+    <w:p>
+      <w:pPr>
+        <w:pStyle w:val="Compact"/>
+        <w:numPr>
+          <w:ilvl w:val="0"/>
+          <w:numId w:val="1014"/>
+        </w:numPr>
+      </w:pPr>
+      <w:r>
+        <w:t xml:space="preserve">Reporting Services</w:t>
+      </w:r>
+    </w:p>
+    <w:p>
+      <w:pPr>
+        <w:pStyle w:val="Compact"/>
+        <w:numPr>
+          <w:ilvl w:val="0"/>
+          <w:numId w:val="1014"/>
+        </w:numPr>
+      </w:pPr>
+      <w:r>
+        <w:t xml:space="preserve">Plugin Ecosystem</w:t>
+      </w:r>
+    </w:p>
+    <w:p>
+      <w:pPr>
+        <w:pStyle w:val="Compact"/>
+        <w:numPr>
+          <w:ilvl w:val="0"/>
+          <w:numId w:val="1014"/>
+        </w:numPr>
+      </w:pPr>
+      <w:r>
+        <w:t xml:space="preserve">AI-assisted Decision Support</w:t>
+      </w:r>
+    </w:p>
+    <w:p>
+      <w:pPr>
+        <w:pStyle w:val="Compact"/>
+        <w:numPr>
+          <w:ilvl w:val="0"/>
+          <w:numId w:val="1014"/>
+        </w:numPr>
+      </w:pPr>
+      <w:r>
+        <w:t xml:space="preserve">Additional Broker Integrations</w:t>
+      </w:r>
+    </w:p>
+    <w:p>
+      <w:pPr>
+        <w:pStyle w:val="FirstParagraph"/>
+      </w:pPr>
+      <w:r>
+        <w:t xml:space="preserve">Future applications shall reuse established platform capabilities where appropriate.</w:t>
+      </w:r>
+    </w:p>
+    <w:p>
+      <w:pPr>
+        <w:pStyle w:val="BodyText"/>
+      </w:pPr>
+      <w:r>
+        <w:t xml:space="preserve">The platform shall not be generalized prematurely for hypothetical future applications.</w:t>
+      </w:r>
+    </w:p>
+    <w:p>
+      <w:r>
+        <w:pict>
+          <v:rect style="width:0;height:1.5pt" o:hralign="center" o:hrstd="t" o:hr="t"/>
+        </w:pict>
+      </w:r>
+    </w:p>
+    <w:bookmarkEnd w:id="24"/>
+    <w:bookmarkStart w:id="25" w:name="success-criteria"/>
+    <w:p>
+      <w:pPr>
+        <w:pStyle w:val="Heading1"/>
+      </w:pPr>
+      <w:r>
+        <w:t xml:space="preserve">Success Criteria</w:t>
+      </w:r>
+    </w:p>
+    <w:p>
+      <w:pPr>
+        <w:pStyle w:val="FirstParagraph"/>
+      </w:pPr>
+      <w:r>
+        <w:t xml:space="preserve">The project is successful when:</w:t>
+      </w:r>
+    </w:p>
+    <w:p>
+      <w:pPr>
+        <w:pStyle w:val="Compact"/>
+        <w:numPr>
+          <w:ilvl w:val="0"/>
+          <w:numId w:val="1015"/>
+        </w:numPr>
+      </w:pPr>
+      <w:r>
+        <w:t xml:space="preserve">the Trading Cockpit provides usable product increments</w:t>
+      </w:r>
+    </w:p>
+    <w:p>
+      <w:pPr>
+        <w:pStyle w:val="Compact"/>
+        <w:numPr>
+          <w:ilvl w:val="0"/>
+          <w:numId w:val="1015"/>
+        </w:numPr>
+      </w:pPr>
+      <w:r>
+        <w:t xml:space="preserve">core trading workflows are integrated</w:t>
+      </w:r>
+    </w:p>
+    <w:p>
+      <w:pPr>
+        <w:pStyle w:val="Compact"/>
+        <w:numPr>
+          <w:ilvl w:val="0"/>
+          <w:numId w:val="1015"/>
+        </w:numPr>
+      </w:pPr>
+      <w:r>
+        <w:t xml:space="preserve">user context is preserved</w:t>
+      </w:r>
+    </w:p>
+    <w:p>
+      <w:pPr>
+        <w:pStyle w:val="Compact"/>
+        <w:numPr>
+          <w:ilvl w:val="0"/>
+          <w:numId w:val="1015"/>
+        </w:numPr>
+      </w:pPr>
+      <w:r>
+        <w:t xml:space="preserve">unnecessary tool switching is reduced</w:t>
+      </w:r>
+    </w:p>
+    <w:p>
+      <w:pPr>
+        <w:pStyle w:val="Compact"/>
+        <w:numPr>
+          <w:ilvl w:val="0"/>
+          <w:numId w:val="1015"/>
+        </w:numPr>
+      </w:pPr>
+      <w:r>
+        <w:t xml:space="preserve">operational state is transparent</w:t>
+      </w:r>
+    </w:p>
+    <w:p>
+      <w:pPr>
+        <w:pStyle w:val="Compact"/>
+        <w:numPr>
+          <w:ilvl w:val="0"/>
+          <w:numId w:val="1015"/>
+        </w:numPr>
+      </w:pPr>
+      <w:r>
+        <w:t xml:space="preserve">application behaviour remains deterministic</w:t>
+      </w:r>
+    </w:p>
+    <w:p>
+      <w:pPr>
+        <w:pStyle w:val="Compact"/>
+        <w:numPr>
+          <w:ilvl w:val="0"/>
+          <w:numId w:val="1015"/>
+        </w:numPr>
+      </w:pPr>
+      <w:r>
+        <w:t xml:space="preserve">architecture remains maintainable</w:t>
+      </w:r>
+    </w:p>
+    <w:p>
+      <w:pPr>
+        <w:pStyle w:val="Compact"/>
+        <w:numPr>
+          <w:ilvl w:val="0"/>
+          <w:numId w:val="1015"/>
+        </w:numPr>
+      </w:pPr>
+      <w:r>
+        <w:t xml:space="preserve">quality assurance is automated</w:t>
+      </w:r>
+    </w:p>
+    <w:p>
+      <w:pPr>
+        <w:pStyle w:val="Compact"/>
+        <w:numPr>
+          <w:ilvl w:val="0"/>
+          <w:numId w:val="1015"/>
+        </w:numPr>
+      </w:pPr>
+      <w:r>
+        <w:t xml:space="preserve">documentation remains synchronized and reproducible</w:t>
+      </w:r>
+    </w:p>
+    <w:p>
+      <w:r>
+        <w:pict>
+          <v:rect style="width:0;height:1.5pt" o:hralign="center" o:hrstd="t" o:hr="t"/>
+        </w:pict>
+      </w:r>
+    </w:p>
+    <w:bookmarkEnd w:id="25"/>
+    <w:bookmarkStart w:id="26" w:name="related-documents"/>
+    <w:p>
+      <w:pPr>
+        <w:pStyle w:val="Heading1"/>
+      </w:pPr>
+      <w:r>
+        <w:t xml:space="preserve">Related Documents</w:t>
+      </w:r>
+    </w:p>
+    <w:p>
+      <w:pPr>
+        <w:pStyle w:val="Compact"/>
+        <w:numPr>
+          <w:ilvl w:val="0"/>
+          <w:numId w:val="1016"/>
+        </w:numPr>
+      </w:pPr>
+      <w:r>
+        <w:t xml:space="preserve">Product_Vision.md</w:t>
+      </w:r>
+    </w:p>
+    <w:p>
+      <w:pPr>
+        <w:pStyle w:val="Compact"/>
+        <w:numPr>
+          <w:ilvl w:val="0"/>
+          <w:numId w:val="1016"/>
+        </w:numPr>
+      </w:pPr>
+      <w:r>
+        <w:t xml:space="preserve">Product_Roadmap.md</w:t>
+      </w:r>
+    </w:p>
+    <w:p>
+      <w:pPr>
+        <w:pStyle w:val="Compact"/>
+        <w:numPr>
+          <w:ilvl w:val="0"/>
+          <w:numId w:val="1016"/>
+        </w:numPr>
+      </w:pPr>
+      <w:r>
+        <w:t xml:space="preserve">Architecture.md</w:t>
+      </w:r>
+    </w:p>
+    <w:p>
+      <w:pPr>
+        <w:pStyle w:val="Compact"/>
+        <w:numPr>
+          <w:ilvl w:val="0"/>
+          <w:numId w:val="1016"/>
+        </w:numPr>
+      </w:pPr>
+      <w:r>
+        <w:t xml:space="preserve">Technical_Specifications.md</w:t>
+      </w:r>
+    </w:p>
+    <w:p>
+      <w:pPr>
+        <w:pStyle w:val="Compact"/>
+        <w:numPr>
+          <w:ilvl w:val="0"/>
+          <w:numId w:val="1016"/>
+        </w:numPr>
+      </w:pPr>
+      <w:r>
+        <w:t xml:space="preserve">Widget_Catalog.md</w:t>
+      </w:r>
+    </w:p>
+    <w:p>
+      <w:pPr>
+        <w:pStyle w:val="Compact"/>
+        <w:numPr>
+          <w:ilvl w:val="0"/>
+          <w:numId w:val="1016"/>
+        </w:numPr>
+      </w:pPr>
+      <w:r>
+        <w:t xml:space="preserve">UI_Guidelines.md</w:t>
+      </w:r>
+    </w:p>
+    <w:p>
+      <w:pPr>
+        <w:pStyle w:val="Compact"/>
+        <w:numPr>
+          <w:ilvl w:val="0"/>
+          <w:numId w:val="1016"/>
+        </w:numPr>
+      </w:pPr>
+      <w:r>
+        <w:t xml:space="preserve">Decision_Log.md</w:t>
+      </w:r>
+    </w:p>
+    <w:p>
+      <w:pPr>
+        <w:pStyle w:val="Compact"/>
+        <w:numPr>
+          <w:ilvl w:val="0"/>
+          <w:numId w:val="1016"/>
+        </w:numPr>
+      </w:pPr>
+      <w:r>
+        <w:t xml:space="preserve">AGENTS.md</w:t>
+      </w:r>
+    </w:p>
+    <w:bookmarkEnd w:id="26"/>
     <w:sectPr>
       <w:footnotePr>
         <w:numRestart w:val="eachSect"/>
@@ -1386,6 +2502,91 @@
       </w:rPr>
     </w:lvl>
   </w:abstractNum>
+  <w:abstractNum w:abstractNumId="99411">
+    <w:nsid w:val="00A99411"/>
+    <w:multiLevelType w:val="multilevel"/>
+    <w:lvl w:ilvl="0">
+      <w:start w:val="1"/>
+      <w:numFmt w:val="decimal"/>
+      <w:lvlText w:val="%1."/>
+      <w:lvlJc w:val="left"/>
+      <w:pPr>
+        <w:ind w:left="720" w:hanging="360"/>
+      </w:pPr>
+    </w:lvl>
+    <w:lvl w:ilvl="1">
+      <w:start w:val="1"/>
+      <w:numFmt w:val="decimal"/>
+      <w:lvlText w:val="%2."/>
+      <w:lvlJc w:val="left"/>
+      <w:pPr>
+        <w:ind w:left="1440" w:hanging="360"/>
+      </w:pPr>
+    </w:lvl>
+    <w:lvl w:ilvl="2">
+      <w:start w:val="1"/>
+      <w:numFmt w:val="decimal"/>
+      <w:lvlText w:val="%3."/>
+      <w:lvlJc w:val="left"/>
+      <w:pPr>
+        <w:ind w:left="2160" w:hanging="360"/>
+      </w:pPr>
+    </w:lvl>
+    <w:lvl w:ilvl="3">
+      <w:start w:val="1"/>
+      <w:numFmt w:val="decimal"/>
+      <w:lvlText w:val="%4."/>
+      <w:lvlJc w:val="left"/>
+      <w:pPr>
+        <w:ind w:left="2880" w:hanging="360"/>
+      </w:pPr>
+    </w:lvl>
+    <w:lvl w:ilvl="4">
+      <w:start w:val="1"/>
+      <w:numFmt w:val="decimal"/>
+      <w:lvlText w:val="%5."/>
+      <w:lvlJc w:val="left"/>
+      <w:pPr>
+        <w:ind w:left="3600" w:hanging="360"/>
+      </w:pPr>
+    </w:lvl>
+    <w:lvl w:ilvl="5">
+      <w:start w:val="1"/>
+      <w:numFmt w:val="decimal"/>
+      <w:lvlText w:val="%6."/>
+      <w:lvlJc w:val="left"/>
+      <w:pPr>
+        <w:ind w:left="4320" w:hanging="360"/>
+      </w:pPr>
+    </w:lvl>
+    <w:lvl w:ilvl="6">
+      <w:start w:val="1"/>
+      <w:numFmt w:val="decimal"/>
+      <w:lvlText w:val="%7."/>
+      <w:lvlJc w:val="left"/>
+      <w:pPr>
+        <w:ind w:left="5040" w:hanging="360"/>
+      </w:pPr>
+    </w:lvl>
+    <w:lvl w:ilvl="7">
+      <w:start w:val="1"/>
+      <w:numFmt w:val="decimal"/>
+      <w:lvlText w:val="%8."/>
+      <w:lvlJc w:val="left"/>
+      <w:pPr>
+        <w:ind w:left="5760" w:hanging="360"/>
+      </w:pPr>
+    </w:lvl>
+    <w:lvl w:ilvl="8">
+      <w:start w:val="1"/>
+      <w:numFmt w:val="decimal"/>
+      <w:lvlText w:val="%9."/>
+      <w:lvlJc w:val="left"/>
+      <w:pPr>
+        <w:ind w:left="6480" w:hanging="360"/>
+      </w:pPr>
+    </w:lvl>
+  </w:abstractNum>
   <w:num w:numId="1000">
     <w:abstractNumId w:val="990"/>
   </w:num>
@@ -1393,7 +2594,34 @@
     <w:abstractNumId w:val="991"/>
   </w:num>
   <w:num w:numId="1002">
-    <w:abstractNumId w:val="991"/>
+    <w:abstractNumId w:val="99411"/>
+    <w:lvlOverride w:ilvl="0">
+      <w:startOverride w:val="1"/>
+    </w:lvlOverride>
+    <w:lvlOverride w:ilvl="1">
+      <w:startOverride w:val="1"/>
+    </w:lvlOverride>
+    <w:lvlOverride w:ilvl="2">
+      <w:startOverride w:val="1"/>
+    </w:lvlOverride>
+    <w:lvlOverride w:ilvl="3">
+      <w:startOverride w:val="1"/>
+    </w:lvlOverride>
+    <w:lvlOverride w:ilvl="4">
+      <w:startOverride w:val="1"/>
+    </w:lvlOverride>
+    <w:lvlOverride w:ilvl="5">
+      <w:startOverride w:val="1"/>
+    </w:lvlOverride>
+    <w:lvlOverride w:ilvl="6">
+      <w:startOverride w:val="1"/>
+    </w:lvlOverride>
+    <w:lvlOverride w:ilvl="7">
+      <w:startOverride w:val="1"/>
+    </w:lvlOverride>
+    <w:lvlOverride w:ilvl="8">
+      <w:startOverride w:val="1"/>
+    </w:lvlOverride>
   </w:num>
   <w:num w:numId="1003">
     <w:abstractNumId w:val="991"/>
@@ -1414,6 +2642,27 @@
     <w:abstractNumId w:val="991"/>
   </w:num>
   <w:num w:numId="1009">
+    <w:abstractNumId w:val="991"/>
+  </w:num>
+  <w:num w:numId="1010">
+    <w:abstractNumId w:val="991"/>
+  </w:num>
+  <w:num w:numId="1011">
+    <w:abstractNumId w:val="991"/>
+  </w:num>
+  <w:num w:numId="1012">
+    <w:abstractNumId w:val="991"/>
+  </w:num>
+  <w:num w:numId="1013">
+    <w:abstractNumId w:val="991"/>
+  </w:num>
+  <w:num w:numId="1014">
+    <w:abstractNumId w:val="991"/>
+  </w:num>
+  <w:num w:numId="1015">
+    <w:abstractNumId w:val="991"/>
+  </w:num>
+  <w:num w:numId="1016">
     <w:abstractNumId w:val="991"/>
   </w:num>
 </w:numbering>
